--- a/static/downloads/de/docx/layer-1/membership-state-registry.docx
+++ b/static/downloads/de/docx/layer-1/membership-state-registry.docx
@@ -59,13 +59,13 @@
         <w:t xml:space="preserve">RCOS – Regenerative Community Operating System</w:t>
       </w:r>
     </w:p>
-    <w:bookmarkStart w:id="20" w:name="membership-state-registry"/>
+    <w:bookmarkStart w:id="20" w:name="mitgliedschaftsstatus-register"/>
     <w:p>
       <w:pPr>
         <w:pStyle w:val="Heading1"/>
       </w:pPr>
       <w:r>
-        <w:t xml:space="preserve">Membership State Registry</w:t>
+        <w:t xml:space="preserve">Mitgliedschaftsstatus-Register</w:t>
       </w:r>
     </w:p>
     <w:p>
@@ -145,18 +145,6 @@
       </w:hyperlink>
     </w:p>
     <w:p>
-      <w:pPr>
-        <w:pStyle w:val="BlockText"/>
-      </w:pPr>
-      <w:r>
-        <w:rPr>
-          <w:i/>
-          <w:iCs/>
-        </w:rPr>
-        <w:t xml:space="preserve">Dieser Inhalt ist noch nicht ins Deutsche übersetzt – die englische Quelle wird angezeigt.</w:t>
-      </w:r>
-    </w:p>
-    <w:p>
       <w:r>
         <w:pict>
           <v:rect style="width:0;height:1.5pt" o:hralign="center" o:hrstd="t" o:hr="t"/>
@@ -176,13 +164,13 @@
           <w:b/>
           <w:bCs/>
         </w:rPr>
-        <w:t xml:space="preserve">Layer:</w:t>
+        <w:t xml:space="preserve">Ebene:</w:t>
       </w:r>
       <w:r>
         <w:t xml:space="preserve"> </w:t>
       </w:r>
       <w:r>
-        <w:t xml:space="preserve">1 — Membership System</w:t>
+        <w:t xml:space="preserve">1 — Mitgliedschaftssystem</w:t>
       </w:r>
     </w:p>
     <w:p>
@@ -204,7 +192,7 @@
         <w:t xml:space="preserve"> </w:t>
       </w:r>
       <w:r>
-        <w:t xml:space="preserve">Template — adapt for your community</w:t>
+        <w:t xml:space="preserve">Vorlage — an eure Gemeinschaft anpassen</w:t>
       </w:r>
     </w:p>
     <w:p>
@@ -220,7 +208,7 @@
           <w:b/>
           <w:bCs/>
         </w:rPr>
-        <w:t xml:space="preserve">RCOS reference:</w:t>
+        <w:t xml:space="preserve">RCOS-Referenz:</w:t>
       </w:r>
       <w:r>
         <w:t xml:space="preserve"> </w:t>
@@ -255,13 +243,13 @@
         </w:pict>
       </w:r>
     </w:p>
-    <w:bookmarkStart w:id="16" w:name="defined-membership-states"/>
+    <w:bookmarkStart w:id="16" w:name="definierte-mitgliedschaftsstatus"/>
     <w:p>
       <w:pPr>
         <w:pStyle w:val="Heading2"/>
       </w:pPr>
       <w:r>
-        <w:t xml:space="preserve">Defined Membership States</w:t>
+        <w:t xml:space="preserve">Definierte Mitgliedschaftsstatus</w:t>
       </w:r>
     </w:p>
     <w:p>
@@ -273,7 +261,7 @@
           <w:i/>
           <w:iCs/>
         </w:rPr>
-        <w:t xml:space="preserve">RCOS clauses:</w:t>
+        <w:t xml:space="preserve">RCOS-Klauseln:</w:t>
       </w:r>
       <w:r>
         <w:rPr>
@@ -398,7 +386,7 @@
           <w:b/>
           <w:bCs/>
         </w:rPr>
-        <w:t xml:space="preserve">Begründung — Why a single table of states</w:t>
+        <w:t xml:space="preserve">Begründung — Warum eine einzige Statustabelle</w:t>
       </w:r>
     </w:p>
     <w:p>
@@ -406,7 +394,7 @@
         <w:pStyle w:val="BlockText"/>
       </w:pPr>
       <w:r>
-        <w:t xml:space="preserve">Rights and obligations scattered across documents drift apart. Collecting every state, its rights, its obligations, and its transitions into one table makes the membership system auditable at a glance — you can see every door into and out of the community, and what each one grants. If two documents ever disagree, this registry is the tiebreaker.</w:t>
+        <w:t xml:space="preserve">Rechte und Pflichten, die über verschiedene Dokumente verstreut sind, driften auseinander. Alle Status, ihre Rechte, Pflichten und Übergänge in einer Tabelle zu sammeln, macht das Mitgliedschaftssystem auf einen Blick überprüfbar — ihr seht jede Tür in die und aus der Gemeinschaft und was jede davon gewährt. Falls zwei Dokumente jemals widersprüchlich sind, ist dieses Register der Schiedsrichter.</w:t>
       </w:r>
     </w:p>
     <w:p>
@@ -418,7 +406,7 @@
           <w:b/>
           <w:bCs/>
         </w:rPr>
-        <w:t xml:space="preserve">Anleitung — How to fill this in</w:t>
+        <w:t xml:space="preserve">Anleitung — Wie ihr das ausfüllt</w:t>
       </w:r>
     </w:p>
     <w:p>
@@ -426,7 +414,7 @@
         <w:pStyle w:val="BlockText"/>
       </w:pPr>
       <w:r>
-        <w:t xml:space="preserve">Define every membership state your community recognizes (e.g. Applicant, Trial Member, Full Member, Exited Member). For each, list rights, obligations, entry condition, and exit condition. Keep states mutually exclusive — no individual may hold two states simultaneously.</w:t>
+        <w:t xml:space="preserve">Definiert jeden Mitgliedschaftsstatus, den eure Gemeinschaft anerkennt (z. B. Bewerber·in, Probemitglied, Vollmitglied, Ausgetretenes Mitglied). Listet für jeden Status Rechte, Pflichten, Eintrittsbedingung und Austrittsbedingung auf. Haltet die Status gegenseitig ausschließend — keine Person darf zwei Status gleichzeitig innehaben.</w:t>
       </w:r>
     </w:p>
     <w:tbl>
@@ -453,7 +441,7 @@
               <w:pStyle w:val="Compact"/>
             </w:pPr>
             <w:r>
-              <w:t xml:space="preserve">State</w:t>
+              <w:t xml:space="preserve">Status</w:t>
             </w:r>
           </w:p>
         </w:tc>
@@ -464,7 +452,7 @@
               <w:pStyle w:val="Compact"/>
             </w:pPr>
             <w:r>
-              <w:t xml:space="preserve">Rights</w:t>
+              <w:t xml:space="preserve">Rechte</w:t>
             </w:r>
           </w:p>
         </w:tc>
@@ -475,7 +463,7 @@
               <w:pStyle w:val="Compact"/>
             </w:pPr>
             <w:r>
-              <w:t xml:space="preserve">Obligations</w:t>
+              <w:t xml:space="preserve">Pflichten</w:t>
             </w:r>
           </w:p>
         </w:tc>
@@ -486,7 +474,7 @@
               <w:pStyle w:val="Compact"/>
             </w:pPr>
             <w:r>
-              <w:t xml:space="preserve">Entry condition</w:t>
+              <w:t xml:space="preserve">Eintrittsbedingung</w:t>
             </w:r>
           </w:p>
         </w:tc>
@@ -497,7 +485,7 @@
               <w:pStyle w:val="Compact"/>
             </w:pPr>
             <w:r>
-              <w:t xml:space="preserve">Exit condition</w:t>
+              <w:t xml:space="preserve">Austrittsbedingung</w:t>
             </w:r>
           </w:p>
         </w:tc>
@@ -514,7 +502,7 @@
                 <w:i/>
                 <w:iCs/>
               </w:rPr>
-              <w:t xml:space="preserve">&lt;State 1, e.g. Applicant&gt;</w:t>
+              <w:t xml:space="preserve">&lt;Status 1, z. B. Bewerber·in&gt;</w:t>
             </w:r>
           </w:p>
         </w:tc>
@@ -563,7 +551,7 @@
                 <w:i/>
                 <w:iCs/>
               </w:rPr>
-              <w:t xml:space="preserve">&lt;State 2, e.g. Trial Member&gt;</w:t>
+              <w:t xml:space="preserve">&lt;Status 2, z. B. Probemitglied&gt;</w:t>
             </w:r>
           </w:p>
         </w:tc>
@@ -612,7 +600,7 @@
                 <w:i/>
                 <w:iCs/>
               </w:rPr>
-              <w:t xml:space="preserve">&lt;State 3, e.g. Full Member&gt;</w:t>
+              <w:t xml:space="preserve">&lt;Status 3, z. B. Vollmitglied&gt;</w:t>
             </w:r>
           </w:p>
         </w:tc>
@@ -661,7 +649,7 @@
                 <w:i/>
                 <w:iCs/>
               </w:rPr>
-              <w:t xml:space="preserve">&lt;State 4, e.g. Exited Member&gt;</w:t>
+              <w:t xml:space="preserve">&lt;Status 4, z. B. Ausgetretenes Mitglied&gt;</w:t>
             </w:r>
           </w:p>
         </w:tc>
@@ -704,23 +692,23 @@
         <w:pStyle w:val="BlockText"/>
       </w:pPr>
       <w:r>
-        <w:t xml:space="preserve">No individual may hold multiple membership states simultaneously.</w:t>
+        <w:t xml:space="preserve">Keine Person darf mehrere Mitgliedschaftsstatus gleichzeitig innehaben.</w:t>
       </w:r>
       <w:r>
         <w:t xml:space="preserve"> </w:t>
       </w:r>
       <w:r>
-        <w:t xml:space="preserve">No rights or obligations may be assumed outside of the individual’s current membership state.</w:t>
+        <w:t xml:space="preserve">Keine Rechte oder Pflichten dürfen außerhalb des aktuellen Mitgliedschaftsstatus der Person angenommen werden.</w:t>
       </w:r>
     </w:p>
     <w:bookmarkEnd w:id="16"/>
-    <w:bookmarkStart w:id="17" w:name="technical-notes"/>
+    <w:bookmarkStart w:id="17" w:name="technische-hinweise"/>
     <w:p>
       <w:pPr>
         <w:pStyle w:val="Heading2"/>
       </w:pPr>
       <w:r>
-        <w:t xml:space="preserve">Technical Notes</w:t>
+        <w:t xml:space="preserve">Technische Hinweise</w:t>
       </w:r>
     </w:p>
     <w:p>
@@ -732,7 +720,7 @@
           <w:b/>
           <w:bCs/>
         </w:rPr>
-        <w:t xml:space="preserve">Begründung — Why preserve data after exit</w:t>
+        <w:t xml:space="preserve">Begründung — Warum Daten nach dem Austritt aufbewahren</w:t>
       </w:r>
     </w:p>
     <w:p>
@@ -740,7 +728,7 @@
         <w:pStyle w:val="BlockText"/>
       </w:pPr>
       <w:r>
-        <w:t xml:space="preserve">The community’s history belongs to the community, not to any individual account. Retaining contribution records after exit protects the integrity of audit trails, governance history, and recognition accounting — while revoking access and removing the person from active listings respects the finality of their departure.</w:t>
+        <w:t xml:space="preserve">Die Geschichte der Gemeinschaft gehört der Gemeinschaft, nicht einem einzelnen Konto. Beitragsaufzeichnungen nach dem Austritt beizubehalten schützt die Integrität von Prüfpfaden, Governance-Historien und Anerkennungsbuchhaltung — während das Entziehen des Zugangs und das Entfernen der Person aus aktiven Auflistungen die Endgültigkeit ihres Ausscheidens respektiert.</w:t>
       </w:r>
     </w:p>
     <w:p>
@@ -752,7 +740,7 @@
           <w:b/>
           <w:bCs/>
         </w:rPr>
-        <w:t xml:space="preserve">Anleitung — How to fill this in</w:t>
+        <w:t xml:space="preserve">Anleitung — Wie ihr das ausfüllt</w:t>
       </w:r>
     </w:p>
     <w:p>
@@ -760,7 +748,7 @@
         <w:pStyle w:val="BlockText"/>
       </w:pPr>
       <w:r>
-        <w:t xml:space="preserve">Describe which records persist after exit, where state assignments are tracked operationally, and how access revocation interacts with platform capabilities.</w:t>
+        <w:t xml:space="preserve">Beschreibt, welche Aufzeichnungen nach dem Austritt erhalten bleiben, wo Statuszuweisungen operativ nachverfolgt werden und wie der Zugangsentzug mit den Plattform-Funktionen zusammenwirkt.</w:t>
       </w:r>
     </w:p>
     <w:p>
@@ -776,7 +764,7 @@
           <w:i/>
           <w:iCs/>
         </w:rPr>
-        <w:t xml:space="preserve">&lt;Contribution and governance history retained after exit; describe the retention policy.&gt;</w:t>
+        <w:t xml:space="preserve">&lt;Beitrags- und Governance-Historie wird nach dem Austritt aufbewahrt; beschreibt die Aufbewahrungsrichtlinie.&gt;</w:t>
       </w:r>
     </w:p>
     <w:p>
@@ -792,7 +780,7 @@
           <w:i/>
           <w:iCs/>
         </w:rPr>
-        <w:t xml:space="preserve">&lt;Exited members are removed from active member listings; describe access revocation per platform.&gt;</w:t>
+        <w:t xml:space="preserve">&lt;Ausgetretene Mitglieder werden aus den aktiven Mitgliederlisten entfernt; beschreibt den Zugangsentzug pro Plattform.&gt;</w:t>
       </w:r>
     </w:p>
     <w:p>
@@ -808,57 +796,29 @@
           <w:i/>
           <w:iCs/>
         </w:rPr>
-        <w:t xml:space="preserve">&lt;Operational location of state assignments — see</w:t>
-      </w:r>
+        <w:t xml:space="preserve">&lt;Operativer Speicherort der Statuszuweisungen — siehe „Aktuelle Mitgliederliste“ unten.&gt;</w:t>
+      </w:r>
+    </w:p>
+    <w:bookmarkEnd w:id="17"/>
+    <w:bookmarkStart w:id="18" w:name="aktuelle-mitgliederliste"/>
+    <w:p>
+      <w:pPr>
+        <w:pStyle w:val="Heading2"/>
+      </w:pPr>
+      <w:r>
+        <w:t xml:space="preserve">Aktuelle Mitgliederliste</w:t>
+      </w:r>
+    </w:p>
+    <w:p>
+      <w:pPr>
+        <w:pStyle w:val="FirstParagraph"/>
+      </w:pPr>
       <w:r>
         <w:rPr>
           <w:i/>
           <w:iCs/>
         </w:rPr>
-        <w:t xml:space="preserve"> </w:t>
-      </w:r>
-      <w:r>
-        <w:rPr>
-          <w:i/>
-          <w:iCs/>
-        </w:rPr>
-        <w:t xml:space="preserve">“Current Member List”</w:t>
-      </w:r>
-      <w:r>
-        <w:rPr>
-          <w:i/>
-          <w:iCs/>
-        </w:rPr>
-        <w:t xml:space="preserve"> </w:t>
-      </w:r>
-      <w:r>
-        <w:rPr>
-          <w:i/>
-          <w:iCs/>
-        </w:rPr>
-        <w:t xml:space="preserve">below.&gt;</w:t>
-      </w:r>
-    </w:p>
-    <w:bookmarkEnd w:id="17"/>
-    <w:bookmarkStart w:id="18" w:name="current-member-list"/>
-    <w:p>
-      <w:pPr>
-        <w:pStyle w:val="Heading2"/>
-      </w:pPr>
-      <w:r>
-        <w:t xml:space="preserve">Current Member List</w:t>
-      </w:r>
-    </w:p>
-    <w:p>
-      <w:pPr>
-        <w:pStyle w:val="FirstParagraph"/>
-      </w:pPr>
-      <w:r>
-        <w:rPr>
-          <w:i/>
-          <w:iCs/>
-        </w:rPr>
-        <w:t xml:space="preserve">RCOS clauses:</w:t>
+        <w:t xml:space="preserve">RCOS-Klauseln:</w:t>
       </w:r>
       <w:r>
         <w:rPr>
@@ -887,7 +847,7 @@
           <w:b/>
           <w:bCs/>
         </w:rPr>
-        <w:t xml:space="preserve">Begründung — Why separate the definition from the list</w:t>
+        <w:t xml:space="preserve">Begründung — Warum Definition und Liste trennen</w:t>
       </w:r>
     </w:p>
     <w:p>
@@ -895,7 +855,7 @@
         <w:pStyle w:val="BlockText"/>
       </w:pPr>
       <w:r>
-        <w:t xml:space="preserve">This document defines what the states mean; the live registry tracks who is in which state today. Keeping them separate means the definitions are stable and governable while the assignments stay current — and nobody has to change a ratified artifact every time a member joins or leaves.</w:t>
+        <w:t xml:space="preserve">Dieses Dokument definiert, was die Status bedeuten; das aktive Register verfolgt, wer sich heute in welchem Status befindet. Beides getrennt zu halten bedeutet, dass die Definitionen stabil und steuerbar bleiben, während die Zuweisungen aktuell sind — und niemand ein ratifiziertes Artefakt ändern muss, wenn ein Mitglied beitritt oder austritt.</w:t>
       </w:r>
     </w:p>
     <w:p>
@@ -907,7 +867,7 @@
           <w:b/>
           <w:bCs/>
         </w:rPr>
-        <w:t xml:space="preserve">Anleitung — How to fill this in</w:t>
+        <w:t xml:space="preserve">Anleitung — Wie ihr das ausfüllt</w:t>
       </w:r>
     </w:p>
     <w:p>
@@ -915,7 +875,7 @@
         <w:pStyle w:val="BlockText"/>
       </w:pPr>
       <w:r>
-        <w:t xml:space="preserve">Link to the operational system or document where current member-to-state assignments are tracked. This artifact should not need to be changed every time a member joins or leaves.</w:t>
+        <w:t xml:space="preserve">Verlinkt auf das operative System oder Dokument, in dem die aktuellen Mitglied-zu-Status-Zuweisungen nachverfolgt werden. Dieses Artefakt sollte nicht jedes Mal geändert werden müssen, wenn ein Mitglied beitritt oder austritt.</w:t>
       </w:r>
     </w:p>
     <w:p>
@@ -923,7 +883,7 @@
         <w:pStyle w:val="BlockText"/>
       </w:pPr>
       <w:r>
-        <w:t xml:space="preserve">The live member list is maintained in</w:t>
+        <w:t xml:space="preserve">Die aktive Mitgliederliste wird in</w:t>
       </w:r>
       <w:r>
         <w:t xml:space="preserve"> </w:t>
@@ -933,10 +893,13 @@
           <w:i/>
           <w:iCs/>
         </w:rPr>
-        <w:t xml:space="preserve">&lt;system / location&gt;</w:t>
-      </w:r>
-      <w:r>
-        <w:t xml:space="preserve">. This document defines the states; the registry tool holds the current assignments.</w:t>
+        <w:t xml:space="preserve">&lt;System / Speicherort&gt;</w:t>
+      </w:r>
+      <w:r>
+        <w:t xml:space="preserve"> </w:t>
+      </w:r>
+      <w:r>
+        <w:t xml:space="preserve">gepflegt. Dieses Dokument definiert die Status; das Register-Tool enthält die aktuellen Zuweisungen.</w:t>
       </w:r>
     </w:p>
     <w:p>
@@ -952,13 +915,13 @@
       </w:r>
     </w:p>
     <w:bookmarkEnd w:id="18"/>
-    <w:bookmarkStart w:id="19" w:name="ratification-record"/>
+    <w:bookmarkStart w:id="19" w:name="ratifizierungsprotokoll"/>
     <w:p>
       <w:pPr>
         <w:pStyle w:val="Heading2"/>
       </w:pPr>
       <w:r>
-        <w:t xml:space="preserve">Ratification Record</w:t>
+        <w:t xml:space="preserve">Ratifizierungsprotokoll</w:t>
       </w:r>
     </w:p>
     <w:p>
@@ -974,7 +937,7 @@
           <w:b/>
           <w:bCs/>
         </w:rPr>
-        <w:t xml:space="preserve">Adopted:</w:t>
+        <w:t xml:space="preserve">Angenommen:</w:t>
       </w:r>
       <w:r>
         <w:t xml:space="preserve"> </w:t>
@@ -993,13 +956,13 @@
           <w:b/>
           <w:bCs/>
         </w:rPr>
-        <w:t xml:space="preserve">Decision type:</w:t>
+        <w:t xml:space="preserve">Entscheidungstyp:</w:t>
       </w:r>
       <w:r>
         <w:t xml:space="preserve"> </w:t>
       </w:r>
       <w:r>
-        <w:t xml:space="preserve">Strategic</w:t>
+        <w:t xml:space="preserve">Strategisch</w:t>
       </w:r>
     </w:p>
     <w:p>
@@ -1034,7 +997,7 @@
           <w:b/>
           <w:bCs/>
         </w:rPr>
-        <w:t xml:space="preserve">Decision record:</w:t>
+        <w:t xml:space="preserve">Entscheidungsprotokoll:</w:t>
       </w:r>
       <w:r>
         <w:t xml:space="preserve"> </w:t>

--- a/static/downloads/de/docx/layer-1/membership-state-registry.docx
+++ b/static/downloads/de/docx/layer-1/membership-state-registry.docx
@@ -87,7 +87,7 @@
         <w:t xml:space="preserve"> </w:t>
       </w:r>
       <w:r>
-        <w:t xml:space="preserve">2026-04-28</w:t>
+        <w:t xml:space="preserve">2026-04-29</w:t>
       </w:r>
     </w:p>
     <w:p>

--- a/static/downloads/de/docx/layer-1/membership-state-registry.docx
+++ b/static/downloads/de/docx/layer-1/membership-state-registry.docx
@@ -87,7 +87,7 @@
         <w:t xml:space="preserve"> </w:t>
       </w:r>
       <w:r>
-        <w:t xml:space="preserve">2026-06-26</w:t>
+        <w:t xml:space="preserve">2026-07-07</w:t>
       </w:r>
     </w:p>
     <w:p>
@@ -379,8 +379,14 @@
     </w:p>
     <w:p>
       <w:pPr>
-        <w:pStyle w:val="BlockText"/>
-      </w:pPr>
+        <w:pStyle w:val="BodyText"/>
+      </w:pPr>
+      <w:r>
+        <w:t xml:space="preserve">&gt;</w:t>
+      </w:r>
+      <w:r>
+        <w:t xml:space="preserve"> </w:t>
+      </w:r>
       <w:r>
         <w:rPr>
           <w:b/>
@@ -388,19 +394,29 @@
         </w:rPr>
         <w:t xml:space="preserve">Begründung — Warum eine einzige Statustabelle</w:t>
       </w:r>
-    </w:p>
-    <w:p>
-      <w:pPr>
-        <w:pStyle w:val="BlockText"/>
-      </w:pPr>
-      <w:r>
-        <w:t xml:space="preserve">Rechte und Pflichten, die über verschiedene Dokumente verstreut sind, driften auseinander. Alle Status, ihre Rechte, Pflichten und Übergänge in einer Tabelle zu sammeln, macht das Mitgliedschaftssystem auf einen Blick überprüfbar — ihr seht jede Tür in die und aus der Gemeinschaft und was jede davon gewährt. Falls zwei Dokumente jemals widersprüchlich sind, ist dieses Register der Schiedsrichter.</w:t>
-      </w:r>
-    </w:p>
-    <w:p>
-      <w:pPr>
-        <w:pStyle w:val="BlockText"/>
-      </w:pPr>
+      <w:r>
+        <w:t xml:space="preserve"> </w:t>
+      </w:r>
+      <w:r>
+        <w:t xml:space="preserve">&gt;</w:t>
+      </w:r>
+      <w:r>
+        <w:t xml:space="preserve"> </w:t>
+      </w:r>
+      <w:r>
+        <w:t xml:space="preserve">&gt; Rechte und Pflichten, die über verschiedene Dokumente verstreut sind, driften auseinander. Alle Status, ihre Rechte, Pflichten und Übergänge in einer Tabelle zu sammeln, macht das Mitgliedschaftssystem auf einen Blick überprüfbar — ihr seht jede Tür in die und aus der Gemeinschaft und was jede davon gewährt. Falls zwei Dokumente jemals widersprüchlich sind, ist dieses Register der Schiedsrichter.</w:t>
+      </w:r>
+    </w:p>
+    <w:p>
+      <w:pPr>
+        <w:pStyle w:val="BodyText"/>
+      </w:pPr>
+      <w:r>
+        <w:t xml:space="preserve">&gt;</w:t>
+      </w:r>
+      <w:r>
+        <w:t xml:space="preserve"> </w:t>
+      </w:r>
       <w:r>
         <w:rPr>
           <w:b/>
@@ -408,13 +424,17 @@
         </w:rPr>
         <w:t xml:space="preserve">Anleitung — Wie ihr das ausfüllt</w:t>
       </w:r>
-    </w:p>
-    <w:p>
-      <w:pPr>
-        <w:pStyle w:val="BlockText"/>
-      </w:pPr>
-      <w:r>
-        <w:t xml:space="preserve">Definiert jeden Mitgliedschaftsstatus, den eure Gemeinschaft anerkennt (z. B. Bewerber·in, Probemitglied, Vollmitglied, Ausgetretenes Mitglied). Listet für jeden Status Rechte, Pflichten, Eintrittsbedingung und Austrittsbedingung auf. Haltet die Status gegenseitig ausschließend — keine Person darf zwei Status gleichzeitig innehaben.</w:t>
+      <w:r>
+        <w:t xml:space="preserve"> </w:t>
+      </w:r>
+      <w:r>
+        <w:t xml:space="preserve">&gt;</w:t>
+      </w:r>
+      <w:r>
+        <w:t xml:space="preserve"> </w:t>
+      </w:r>
+      <w:r>
+        <w:t xml:space="preserve">&gt; Definiert jeden Mitgliedschaftsstatus, den eure Gemeinschaft anerkennt (z. B. Bewerber·in, Probemitglied, Vollmitglied, Ausgetretenes Mitglied). Listet für jeden Status Rechte, Pflichten, Eintrittsbedingung und Austrittsbedingung auf. Haltet die Status gegenseitig ausschließend — keine Person darf zwei Status gleichzeitig innehaben.</w:t>
       </w:r>
     </w:p>
     <w:tbl>
@@ -512,6 +532,13 @@
             <w:pPr>
               <w:pStyle w:val="Compact"/>
             </w:pPr>
+            <w:r>
+              <w:rPr>
+                <w:i/>
+                <w:iCs/>
+              </w:rPr>
+              <w:t xml:space="preserve">&lt;Rechte&gt;</w:t>
+            </w:r>
           </w:p>
         </w:tc>
         <w:tc>
@@ -520,6 +547,13 @@
             <w:pPr>
               <w:pStyle w:val="Compact"/>
             </w:pPr>
+            <w:r>
+              <w:rPr>
+                <w:i/>
+                <w:iCs/>
+              </w:rPr>
+              <w:t xml:space="preserve">&lt;Pflichten&gt;</w:t>
+            </w:r>
           </w:p>
         </w:tc>
         <w:tc>
@@ -528,6 +562,13 @@
             <w:pPr>
               <w:pStyle w:val="Compact"/>
             </w:pPr>
+            <w:r>
+              <w:rPr>
+                <w:i/>
+                <w:iCs/>
+              </w:rPr>
+              <w:t xml:space="preserve">&lt;Eintritt&gt;</w:t>
+            </w:r>
           </w:p>
         </w:tc>
         <w:tc>
@@ -536,6 +577,13 @@
             <w:pPr>
               <w:pStyle w:val="Compact"/>
             </w:pPr>
+            <w:r>
+              <w:rPr>
+                <w:i/>
+                <w:iCs/>
+              </w:rPr>
+              <w:t xml:space="preserve">&lt;Austritt&gt;</w:t>
+            </w:r>
           </w:p>
         </w:tc>
       </w:tr>
@@ -561,6 +609,13 @@
             <w:pPr>
               <w:pStyle w:val="Compact"/>
             </w:pPr>
+            <w:r>
+              <w:rPr>
+                <w:i/>
+                <w:iCs/>
+              </w:rPr>
+              <w:t xml:space="preserve">&lt;Rechte&gt;</w:t>
+            </w:r>
           </w:p>
         </w:tc>
         <w:tc>
@@ -569,6 +624,13 @@
             <w:pPr>
               <w:pStyle w:val="Compact"/>
             </w:pPr>
+            <w:r>
+              <w:rPr>
+                <w:i/>
+                <w:iCs/>
+              </w:rPr>
+              <w:t xml:space="preserve">&lt;Pflichten&gt;</w:t>
+            </w:r>
           </w:p>
         </w:tc>
         <w:tc>
@@ -577,6 +639,13 @@
             <w:pPr>
               <w:pStyle w:val="Compact"/>
             </w:pPr>
+            <w:r>
+              <w:rPr>
+                <w:i/>
+                <w:iCs/>
+              </w:rPr>
+              <w:t xml:space="preserve">&lt;Eintritt&gt;</w:t>
+            </w:r>
           </w:p>
         </w:tc>
         <w:tc>
@@ -585,6 +654,13 @@
             <w:pPr>
               <w:pStyle w:val="Compact"/>
             </w:pPr>
+            <w:r>
+              <w:rPr>
+                <w:i/>
+                <w:iCs/>
+              </w:rPr>
+              <w:t xml:space="preserve">&lt;Austritt&gt;</w:t>
+            </w:r>
           </w:p>
         </w:tc>
       </w:tr>
@@ -610,6 +686,13 @@
             <w:pPr>
               <w:pStyle w:val="Compact"/>
             </w:pPr>
+            <w:r>
+              <w:rPr>
+                <w:i/>
+                <w:iCs/>
+              </w:rPr>
+              <w:t xml:space="preserve">&lt;Rechte&gt;</w:t>
+            </w:r>
           </w:p>
         </w:tc>
         <w:tc>
@@ -618,6 +701,13 @@
             <w:pPr>
               <w:pStyle w:val="Compact"/>
             </w:pPr>
+            <w:r>
+              <w:rPr>
+                <w:i/>
+                <w:iCs/>
+              </w:rPr>
+              <w:t xml:space="preserve">&lt;Pflichten&gt;</w:t>
+            </w:r>
           </w:p>
         </w:tc>
         <w:tc>
@@ -626,6 +716,13 @@
             <w:pPr>
               <w:pStyle w:val="Compact"/>
             </w:pPr>
+            <w:r>
+              <w:rPr>
+                <w:i/>
+                <w:iCs/>
+              </w:rPr>
+              <w:t xml:space="preserve">&lt;Eintritt&gt;</w:t>
+            </w:r>
           </w:p>
         </w:tc>
         <w:tc>
@@ -634,6 +731,13 @@
             <w:pPr>
               <w:pStyle w:val="Compact"/>
             </w:pPr>
+            <w:r>
+              <w:rPr>
+                <w:i/>
+                <w:iCs/>
+              </w:rPr>
+              <w:t xml:space="preserve">&lt;Austritt&gt;</w:t>
+            </w:r>
           </w:p>
         </w:tc>
       </w:tr>
@@ -659,6 +763,13 @@
             <w:pPr>
               <w:pStyle w:val="Compact"/>
             </w:pPr>
+            <w:r>
+              <w:rPr>
+                <w:i/>
+                <w:iCs/>
+              </w:rPr>
+              <w:t xml:space="preserve">&lt;Rechte&gt;</w:t>
+            </w:r>
           </w:p>
         </w:tc>
         <w:tc>
@@ -667,6 +778,13 @@
             <w:pPr>
               <w:pStyle w:val="Compact"/>
             </w:pPr>
+            <w:r>
+              <w:rPr>
+                <w:i/>
+                <w:iCs/>
+              </w:rPr>
+              <w:t xml:space="preserve">&lt;Pflichten&gt;</w:t>
+            </w:r>
           </w:p>
         </w:tc>
         <w:tc>
@@ -675,6 +793,13 @@
             <w:pPr>
               <w:pStyle w:val="Compact"/>
             </w:pPr>
+            <w:r>
+              <w:rPr>
+                <w:i/>
+                <w:iCs/>
+              </w:rPr>
+              <w:t xml:space="preserve">&lt;Eintritt&gt;</w:t>
+            </w:r>
           </w:p>
         </w:tc>
         <w:tc>
@@ -683,22 +808,29 @@
             <w:pPr>
               <w:pStyle w:val="Compact"/>
             </w:pPr>
+            <w:r>
+              <w:rPr>
+                <w:i/>
+                <w:iCs/>
+              </w:rPr>
+              <w:t xml:space="preserve">&lt;Austritt&gt;</w:t>
+            </w:r>
           </w:p>
         </w:tc>
       </w:tr>
     </w:tbl>
     <w:p>
       <w:pPr>
-        <w:pStyle w:val="BlockText"/>
-      </w:pPr>
-      <w:r>
-        <w:t xml:space="preserve">Keine Person darf mehrere Mitgliedschaftsstatus gleichzeitig innehaben.</w:t>
-      </w:r>
-      <w:r>
-        <w:t xml:space="preserve"> </w:t>
-      </w:r>
-      <w:r>
-        <w:t xml:space="preserve">Keine Rechte oder Pflichten dürfen außerhalb des aktuellen Mitgliedschaftsstatus der Person angenommen werden.</w:t>
+        <w:pStyle w:val="BodyText"/>
+      </w:pPr>
+      <w:r>
+        <w:t xml:space="preserve">&gt; Keine Person darf mehrere Mitgliedschaftsstatus gleichzeitig innehaben.</w:t>
+      </w:r>
+      <w:r>
+        <w:t xml:space="preserve"> </w:t>
+      </w:r>
+      <w:r>
+        <w:t xml:space="preserve">&gt; Keine Rechte oder Pflichten dürfen außerhalb des aktuellen Mitgliedschaftsstatus der Person angenommen werden.</w:t>
       </w:r>
     </w:p>
     <w:bookmarkEnd w:id="16"/>
@@ -713,8 +845,14 @@
     </w:p>
     <w:p>
       <w:pPr>
-        <w:pStyle w:val="BlockText"/>
-      </w:pPr>
+        <w:pStyle w:val="FirstParagraph"/>
+      </w:pPr>
+      <w:r>
+        <w:t xml:space="preserve">&gt;</w:t>
+      </w:r>
+      <w:r>
+        <w:t xml:space="preserve"> </w:t>
+      </w:r>
       <w:r>
         <w:rPr>
           <w:b/>
@@ -722,19 +860,29 @@
         </w:rPr>
         <w:t xml:space="preserve">Begründung — Warum Daten nach dem Austritt aufbewahren</w:t>
       </w:r>
-    </w:p>
-    <w:p>
-      <w:pPr>
-        <w:pStyle w:val="BlockText"/>
-      </w:pPr>
-      <w:r>
-        <w:t xml:space="preserve">Die Geschichte der Gemeinschaft gehört der Gemeinschaft, nicht einem einzelnen Konto. Beitragsaufzeichnungen nach dem Austritt beizubehalten schützt die Integrität von Prüfpfaden, Governance-Historien und Anerkennungsbuchhaltung — während das Entziehen des Zugangs und das Entfernen der Person aus aktiven Auflistungen die Endgültigkeit ihres Ausscheidens respektiert.</w:t>
-      </w:r>
-    </w:p>
-    <w:p>
-      <w:pPr>
-        <w:pStyle w:val="BlockText"/>
-      </w:pPr>
+      <w:r>
+        <w:t xml:space="preserve"> </w:t>
+      </w:r>
+      <w:r>
+        <w:t xml:space="preserve">&gt;</w:t>
+      </w:r>
+      <w:r>
+        <w:t xml:space="preserve"> </w:t>
+      </w:r>
+      <w:r>
+        <w:t xml:space="preserve">&gt; Die Geschichte der Gemeinschaft gehört der Gemeinschaft, nicht einem einzelnen Konto. Beitragsaufzeichnungen nach dem Austritt beizubehalten schützt die Integrität von Prüfpfaden, Governance-Historien und Anerkennungsbuchhaltung — während das Entziehen des Zugangs und das Entfernen der Person aus aktiven Auflistungen die Endgültigkeit ihres Ausscheidens respektiert.</w:t>
+      </w:r>
+    </w:p>
+    <w:p>
+      <w:pPr>
+        <w:pStyle w:val="BodyText"/>
+      </w:pPr>
+      <w:r>
+        <w:t xml:space="preserve">&gt;</w:t>
+      </w:r>
+      <w:r>
+        <w:t xml:space="preserve"> </w:t>
+      </w:r>
       <w:r>
         <w:rPr>
           <w:b/>
@@ -742,13 +890,17 @@
         </w:rPr>
         <w:t xml:space="preserve">Anleitung — Wie ihr das ausfüllt</w:t>
       </w:r>
-    </w:p>
-    <w:p>
-      <w:pPr>
-        <w:pStyle w:val="BlockText"/>
-      </w:pPr>
-      <w:r>
-        <w:t xml:space="preserve">Beschreibt, welche Aufzeichnungen nach dem Austritt erhalten bleiben, wo Statuszuweisungen operativ nachverfolgt werden und wie der Zugangsentzug mit den Plattform-Funktionen zusammenwirkt.</w:t>
+      <w:r>
+        <w:t xml:space="preserve"> </w:t>
+      </w:r>
+      <w:r>
+        <w:t xml:space="preserve">&gt;</w:t>
+      </w:r>
+      <w:r>
+        <w:t xml:space="preserve"> </w:t>
+      </w:r>
+      <w:r>
+        <w:t xml:space="preserve">&gt; Beschreibt, welche Aufzeichnungen nach dem Austritt erhalten bleiben, wo Statuszuweisungen operativ nachverfolgt werden und wie der Zugangsentzug mit den Plattform-Funktionen zusammenwirkt.</w:t>
       </w:r>
     </w:p>
     <w:p>
@@ -840,8 +992,14 @@
     </w:p>
     <w:p>
       <w:pPr>
-        <w:pStyle w:val="BlockText"/>
-      </w:pPr>
+        <w:pStyle w:val="BodyText"/>
+      </w:pPr>
+      <w:r>
+        <w:t xml:space="preserve">&gt;</w:t>
+      </w:r>
+      <w:r>
+        <w:t xml:space="preserve"> </w:t>
+      </w:r>
       <w:r>
         <w:rPr>
           <w:b/>
@@ -849,19 +1007,29 @@
         </w:rPr>
         <w:t xml:space="preserve">Begründung — Warum Definition und Liste trennen</w:t>
       </w:r>
-    </w:p>
-    <w:p>
-      <w:pPr>
-        <w:pStyle w:val="BlockText"/>
-      </w:pPr>
-      <w:r>
-        <w:t xml:space="preserve">Dieses Dokument definiert, was die Status bedeuten; das aktive Register verfolgt, wer sich heute in welchem Status befindet. Beides getrennt zu halten bedeutet, dass die Definitionen stabil und steuerbar bleiben, während die Zuweisungen aktuell sind — und niemand ein ratifiziertes Artefakt ändern muss, wenn ein Mitglied beitritt oder austritt.</w:t>
-      </w:r>
-    </w:p>
-    <w:p>
-      <w:pPr>
-        <w:pStyle w:val="BlockText"/>
-      </w:pPr>
+      <w:r>
+        <w:t xml:space="preserve"> </w:t>
+      </w:r>
+      <w:r>
+        <w:t xml:space="preserve">&gt;</w:t>
+      </w:r>
+      <w:r>
+        <w:t xml:space="preserve"> </w:t>
+      </w:r>
+      <w:r>
+        <w:t xml:space="preserve">&gt; Dieses Dokument definiert, was die Status bedeuten; das aktive Register verfolgt, wer sich heute in welchem Status befindet. Beides getrennt zu halten bedeutet, dass die Definitionen stabil und steuerbar bleiben, während die Zuweisungen aktuell sind — und niemand ein ratifiziertes Artefakt ändern muss, wenn ein Mitglied beitritt oder austritt.</w:t>
+      </w:r>
+    </w:p>
+    <w:p>
+      <w:pPr>
+        <w:pStyle w:val="BodyText"/>
+      </w:pPr>
+      <w:r>
+        <w:t xml:space="preserve">&gt;</w:t>
+      </w:r>
+      <w:r>
+        <w:t xml:space="preserve"> </w:t>
+      </w:r>
       <w:r>
         <w:rPr>
           <w:b/>
@@ -869,21 +1037,25 @@
         </w:rPr>
         <w:t xml:space="preserve">Anleitung — Wie ihr das ausfüllt</w:t>
       </w:r>
-    </w:p>
-    <w:p>
-      <w:pPr>
-        <w:pStyle w:val="BlockText"/>
-      </w:pPr>
-      <w:r>
-        <w:t xml:space="preserve">Verlinkt auf das operative System oder Dokument, in dem die aktuellen Mitglied-zu-Status-Zuweisungen nachverfolgt werden. Dieses Artefakt sollte nicht jedes Mal geändert werden müssen, wenn ein Mitglied beitritt oder austritt.</w:t>
-      </w:r>
-    </w:p>
-    <w:p>
-      <w:pPr>
-        <w:pStyle w:val="BlockText"/>
-      </w:pPr>
-      <w:r>
-        <w:t xml:space="preserve">Die aktive Mitgliederliste wird in</w:t>
+      <w:r>
+        <w:t xml:space="preserve"> </w:t>
+      </w:r>
+      <w:r>
+        <w:t xml:space="preserve">&gt;</w:t>
+      </w:r>
+      <w:r>
+        <w:t xml:space="preserve"> </w:t>
+      </w:r>
+      <w:r>
+        <w:t xml:space="preserve">&gt; Verlinkt auf das operative System oder Dokument, in dem die aktuellen Mitglied-zu-Status-Zuweisungen nachverfolgt werden. Dieses Artefakt sollte nicht jedes Mal geändert werden müssen, wenn ein Mitglied beitritt oder austritt.</w:t>
+      </w:r>
+    </w:p>
+    <w:p>
+      <w:pPr>
+        <w:pStyle w:val="BodyText"/>
+      </w:pPr>
+      <w:r>
+        <w:t xml:space="preserve">&gt; Die aktive Mitgliederliste wird in</w:t>
       </w:r>
       <w:r>
         <w:t xml:space="preserve"> </w:t>
@@ -904,8 +1076,15 @@
     </w:p>
     <w:p>
       <w:pPr>
-        <w:pStyle w:val="FirstParagraph"/>
-      </w:pPr>
+        <w:pStyle w:val="BodyText"/>
+      </w:pPr>
+      <w:r>
+        <w:rPr>
+          <w:i/>
+          <w:iCs/>
+        </w:rPr>
+        <w:t xml:space="preserve">&lt;Link oder Speicherort des aktiven Mitgliederverzeichnisses.&gt;</w:t>
+      </w:r>
     </w:p>
     <w:p>
       <w:r>
@@ -942,6 +1121,9 @@
       <w:r>
         <w:t xml:space="preserve"> </w:t>
       </w:r>
+      <w:r>
+        <w:t xml:space="preserve">&lt;JJJJ-MM-TT&gt;</w:t>
+      </w:r>
     </w:p>
     <w:p>
       <w:pPr>
@@ -983,6 +1165,9 @@
       <w:r>
         <w:t xml:space="preserve"> </w:t>
       </w:r>
+      <w:r>
+        <w:t xml:space="preserve">&lt;Version&gt;</w:t>
+      </w:r>
     </w:p>
     <w:p>
       <w:pPr>
@@ -1001,6 +1186,9 @@
       </w:r>
       <w:r>
         <w:t xml:space="preserve"> </w:t>
+      </w:r>
+      <w:r>
+        <w:t xml:space="preserve">&lt;Link zum Entscheidungsprotokoll&gt;</w:t>
       </w:r>
     </w:p>
     <w:bookmarkEnd w:id="19"/>

--- a/static/downloads/de/docx/layer-1/membership-state-registry.docx
+++ b/static/downloads/de/docx/layer-1/membership-state-registry.docx
@@ -59,7 +59,7 @@
         <w:t xml:space="preserve">RCOS – Regenerative Community Operating System</w:t>
       </w:r>
     </w:p>
-    <w:bookmarkStart w:id="20" w:name="mitgliedschaftsstatus-register"/>
+    <w:bookmarkStart w:id="17" w:name="mitgliedschaftsstatus-register"/>
     <w:p>
       <w:pPr>
         <w:pStyle w:val="Heading1"/>
@@ -87,7 +87,7 @@
         <w:t xml:space="preserve"> </w:t>
       </w:r>
       <w:r>
-        <w:t xml:space="preserve">2026-07-07</w:t>
+        <w:t xml:space="preserve">2026-08-31</w:t>
       </w:r>
     </w:p>
     <w:p>
@@ -221,20 +221,6 @@
           <w:t xml:space="preserve">§3.1</w:t>
         </w:r>
       </w:hyperlink>
-      <w:r>
-        <w:t xml:space="preserve">,</w:t>
-      </w:r>
-      <w:r>
-        <w:t xml:space="preserve"> </w:t>
-      </w:r>
-      <w:hyperlink r:id="rId15">
-        <w:r>
-          <w:rPr>
-            <w:rStyle w:val="Hyperlink"/>
-          </w:rPr>
-          <w:t xml:space="preserve">§3.8</w:t>
-        </w:r>
-      </w:hyperlink>
     </w:p>
     <w:p>
       <w:r>
@@ -243,7 +229,7 @@
         </w:pict>
       </w:r>
     </w:p>
-    <w:bookmarkStart w:id="16" w:name="definierte-mitgliedschaftsstatus"/>
+    <w:bookmarkStart w:id="15" w:name="definierte-mitgliedschaftsstatus"/>
     <w:p>
       <w:pPr>
         <w:pStyle w:val="Heading2"/>
@@ -833,74 +819,21 @@
         <w:t xml:space="preserve">&gt; Keine Rechte oder Pflichten dürfen außerhalb des aktuellen Mitgliedschaftsstatus der Person angenommen werden.</w:t>
       </w:r>
     </w:p>
-    <w:bookmarkEnd w:id="16"/>
-    <w:bookmarkStart w:id="17" w:name="technische-hinweise"/>
     <w:p>
+      <w:r>
+        <w:pict>
+          <v:rect style="width:0;height:1.5pt" o:hralign="center" o:hrstd="t" o:hr="t"/>
+        </w:pict>
+      </w:r>
+    </w:p>
+    <w:bookmarkEnd w:id="15"/>
+    <w:bookmarkStart w:id="16" w:name="ratifizierungsprotokoll"/>
+    <w:p>
       <w:pPr>
         <w:pStyle w:val="Heading2"/>
       </w:pPr>
       <w:r>
-        <w:t xml:space="preserve">Technische Hinweise</w:t>
-      </w:r>
-    </w:p>
-    <w:p>
-      <w:pPr>
-        <w:pStyle w:val="FirstParagraph"/>
-      </w:pPr>
-      <w:r>
-        <w:t xml:space="preserve">&gt;</w:t>
-      </w:r>
-      <w:r>
-        <w:t xml:space="preserve"> </w:t>
-      </w:r>
-      <w:r>
-        <w:rPr>
-          <w:b/>
-          <w:bCs/>
-        </w:rPr>
-        <w:t xml:space="preserve">Begründung — Warum Daten nach dem Austritt aufbewahren</w:t>
-      </w:r>
-      <w:r>
-        <w:t xml:space="preserve"> </w:t>
-      </w:r>
-      <w:r>
-        <w:t xml:space="preserve">&gt;</w:t>
-      </w:r>
-      <w:r>
-        <w:t xml:space="preserve"> </w:t>
-      </w:r>
-      <w:r>
-        <w:t xml:space="preserve">&gt; Die Geschichte der Gemeinschaft gehört der Gemeinschaft, nicht einem einzelnen Konto. Beitragsaufzeichnungen nach dem Austritt beizubehalten schützt die Integrität von Prüfpfaden, Governance-Historien und Anerkennungsbuchhaltung — während das Entziehen des Zugangs und das Entfernen der Person aus aktiven Auflistungen die Endgültigkeit ihres Ausscheidens respektiert.</w:t>
-      </w:r>
-    </w:p>
-    <w:p>
-      <w:pPr>
-        <w:pStyle w:val="BodyText"/>
-      </w:pPr>
-      <w:r>
-        <w:t xml:space="preserve">&gt;</w:t>
-      </w:r>
-      <w:r>
-        <w:t xml:space="preserve"> </w:t>
-      </w:r>
-      <w:r>
-        <w:rPr>
-          <w:b/>
-          <w:bCs/>
-        </w:rPr>
-        <w:t xml:space="preserve">Anleitung — Wie ihr das ausfüllt</w:t>
-      </w:r>
-      <w:r>
-        <w:t xml:space="preserve"> </w:t>
-      </w:r>
-      <w:r>
-        <w:t xml:space="preserve">&gt;</w:t>
-      </w:r>
-      <w:r>
-        <w:t xml:space="preserve"> </w:t>
-      </w:r>
-      <w:r>
-        <w:t xml:space="preserve">&gt; Beschreibt, welche Aufzeichnungen nach dem Austritt erhalten bleiben, wo Statuszuweisungen operativ nachverfolgt werden und wie der Zugangsentzug mit den Plattform-Funktionen zusammenwirkt.</w:t>
+        <w:t xml:space="preserve">Ratifizierungsprotokoll</w:t>
       </w:r>
     </w:p>
     <w:p>
@@ -913,10 +846,16 @@
       </w:pPr>
       <w:r>
         <w:rPr>
-          <w:i/>
-          <w:iCs/>
+          <w:b/>
+          <w:bCs/>
         </w:rPr>
-        <w:t xml:space="preserve">&lt;Beitrags- und Governance-Historie wird nach dem Austritt aufbewahrt; beschreibt die Aufbewahrungsrichtlinie.&gt;</w:t>
+        <w:t xml:space="preserve">Angenommen:</w:t>
+      </w:r>
+      <w:r>
+        <w:t xml:space="preserve"> </w:t>
+      </w:r>
+      <w:r>
+        <w:t xml:space="preserve">&lt;JJJJ-MM-TT&gt;</w:t>
       </w:r>
     </w:p>
     <w:p>
@@ -929,10 +868,16 @@
       </w:pPr>
       <w:r>
         <w:rPr>
-          <w:i/>
-          <w:iCs/>
+          <w:b/>
+          <w:bCs/>
         </w:rPr>
-        <w:t xml:space="preserve">&lt;Ausgetretene Mitglieder werden aus den aktiven Mitgliederlisten entfernt; beschreibt den Zugangsentzug pro Plattform.&gt;</w:t>
+        <w:t xml:space="preserve">Entscheidungstyp:</w:t>
+      </w:r>
+      <w:r>
+        <w:t xml:space="preserve"> </w:t>
+      </w:r>
+      <w:r>
+        <w:t xml:space="preserve">Strategisch</w:t>
       </w:r>
     </w:p>
     <w:p>
@@ -945,218 +890,6 @@
       </w:pPr>
       <w:r>
         <w:rPr>
-          <w:i/>
-          <w:iCs/>
-        </w:rPr>
-        <w:t xml:space="preserve">&lt;Operativer Speicherort der Statuszuweisungen — siehe „Aktuelle Mitgliederliste“ unten.&gt;</w:t>
-      </w:r>
-    </w:p>
-    <w:bookmarkEnd w:id="17"/>
-    <w:bookmarkStart w:id="18" w:name="aktuelle-mitgliederliste"/>
-    <w:p>
-      <w:pPr>
-        <w:pStyle w:val="Heading2"/>
-      </w:pPr>
-      <w:r>
-        <w:t xml:space="preserve">Aktuelle Mitgliederliste</w:t>
-      </w:r>
-    </w:p>
-    <w:p>
-      <w:pPr>
-        <w:pStyle w:val="FirstParagraph"/>
-      </w:pPr>
-      <w:r>
-        <w:rPr>
-          <w:i/>
-          <w:iCs/>
-        </w:rPr>
-        <w:t xml:space="preserve">RCOS-Klauseln:</w:t>
-      </w:r>
-      <w:r>
-        <w:rPr>
-          <w:i/>
-          <w:iCs/>
-        </w:rPr>
-        <w:t xml:space="preserve"> </w:t>
-      </w:r>
-      <w:hyperlink r:id="rId15">
-        <w:r>
-          <w:rPr>
-            <w:rStyle w:val="Hyperlink"/>
-            <w:i/>
-            <w:iCs/>
-          </w:rPr>
-          <w:t xml:space="preserve">3.8.2</w:t>
-        </w:r>
-      </w:hyperlink>
-    </w:p>
-    <w:p>
-      <w:pPr>
-        <w:pStyle w:val="BodyText"/>
-      </w:pPr>
-      <w:r>
-        <w:t xml:space="preserve">&gt;</w:t>
-      </w:r>
-      <w:r>
-        <w:t xml:space="preserve"> </w:t>
-      </w:r>
-      <w:r>
-        <w:rPr>
-          <w:b/>
-          <w:bCs/>
-        </w:rPr>
-        <w:t xml:space="preserve">Begründung — Warum Definition und Liste trennen</w:t>
-      </w:r>
-      <w:r>
-        <w:t xml:space="preserve"> </w:t>
-      </w:r>
-      <w:r>
-        <w:t xml:space="preserve">&gt;</w:t>
-      </w:r>
-      <w:r>
-        <w:t xml:space="preserve"> </w:t>
-      </w:r>
-      <w:r>
-        <w:t xml:space="preserve">&gt; Dieses Dokument definiert, was die Status bedeuten; das aktive Register verfolgt, wer sich heute in welchem Status befindet. Beides getrennt zu halten bedeutet, dass die Definitionen stabil und steuerbar bleiben, während die Zuweisungen aktuell sind — und niemand ein ratifiziertes Artefakt ändern muss, wenn ein Mitglied beitritt oder austritt.</w:t>
-      </w:r>
-    </w:p>
-    <w:p>
-      <w:pPr>
-        <w:pStyle w:val="BodyText"/>
-      </w:pPr>
-      <w:r>
-        <w:t xml:space="preserve">&gt;</w:t>
-      </w:r>
-      <w:r>
-        <w:t xml:space="preserve"> </w:t>
-      </w:r>
-      <w:r>
-        <w:rPr>
-          <w:b/>
-          <w:bCs/>
-        </w:rPr>
-        <w:t xml:space="preserve">Anleitung — Wie ihr das ausfüllt</w:t>
-      </w:r>
-      <w:r>
-        <w:t xml:space="preserve"> </w:t>
-      </w:r>
-      <w:r>
-        <w:t xml:space="preserve">&gt;</w:t>
-      </w:r>
-      <w:r>
-        <w:t xml:space="preserve"> </w:t>
-      </w:r>
-      <w:r>
-        <w:t xml:space="preserve">&gt; Verlinkt auf das operative System oder Dokument, in dem die aktuellen Mitglied-zu-Status-Zuweisungen nachverfolgt werden. Dieses Artefakt sollte nicht jedes Mal geändert werden müssen, wenn ein Mitglied beitritt oder austritt.</w:t>
-      </w:r>
-    </w:p>
-    <w:p>
-      <w:pPr>
-        <w:pStyle w:val="BodyText"/>
-      </w:pPr>
-      <w:r>
-        <w:t xml:space="preserve">&gt; Die aktive Mitgliederliste wird in</w:t>
-      </w:r>
-      <w:r>
-        <w:t xml:space="preserve"> </w:t>
-      </w:r>
-      <w:r>
-        <w:rPr>
-          <w:i/>
-          <w:iCs/>
-        </w:rPr>
-        <w:t xml:space="preserve">&lt;System / Speicherort&gt;</w:t>
-      </w:r>
-      <w:r>
-        <w:t xml:space="preserve"> </w:t>
-      </w:r>
-      <w:r>
-        <w:t xml:space="preserve">gepflegt. Dieses Dokument definiert die Status; das Register-Tool enthält die aktuellen Zuweisungen.</w:t>
-      </w:r>
-    </w:p>
-    <w:p>
-      <w:pPr>
-        <w:pStyle w:val="BodyText"/>
-      </w:pPr>
-      <w:r>
-        <w:rPr>
-          <w:i/>
-          <w:iCs/>
-        </w:rPr>
-        <w:t xml:space="preserve">&lt;Link oder Speicherort des aktiven Mitgliederverzeichnisses.&gt;</w:t>
-      </w:r>
-    </w:p>
-    <w:p>
-      <w:r>
-        <w:pict>
-          <v:rect style="width:0;height:1.5pt" o:hralign="center" o:hrstd="t" o:hr="t"/>
-        </w:pict>
-      </w:r>
-    </w:p>
-    <w:bookmarkEnd w:id="18"/>
-    <w:bookmarkStart w:id="19" w:name="ratifizierungsprotokoll"/>
-    <w:p>
-      <w:pPr>
-        <w:pStyle w:val="Heading2"/>
-      </w:pPr>
-      <w:r>
-        <w:t xml:space="preserve">Ratifizierungsprotokoll</w:t>
-      </w:r>
-    </w:p>
-    <w:p>
-      <w:pPr>
-        <w:pStyle w:val="Compact"/>
-        <w:numPr>
-          <w:ilvl w:val="0"/>
-          <w:numId w:val="1004"/>
-        </w:numPr>
-      </w:pPr>
-      <w:r>
-        <w:rPr>
-          <w:b/>
-          <w:bCs/>
-        </w:rPr>
-        <w:t xml:space="preserve">Angenommen:</w:t>
-      </w:r>
-      <w:r>
-        <w:t xml:space="preserve"> </w:t>
-      </w:r>
-      <w:r>
-        <w:t xml:space="preserve">&lt;JJJJ-MM-TT&gt;</w:t>
-      </w:r>
-    </w:p>
-    <w:p>
-      <w:pPr>
-        <w:pStyle w:val="Compact"/>
-        <w:numPr>
-          <w:ilvl w:val="0"/>
-          <w:numId w:val="1004"/>
-        </w:numPr>
-      </w:pPr>
-      <w:r>
-        <w:rPr>
-          <w:b/>
-          <w:bCs/>
-        </w:rPr>
-        <w:t xml:space="preserve">Entscheidungstyp:</w:t>
-      </w:r>
-      <w:r>
-        <w:t xml:space="preserve"> </w:t>
-      </w:r>
-      <w:r>
-        <w:t xml:space="preserve">Strategisch</w:t>
-      </w:r>
-    </w:p>
-    <w:p>
-      <w:pPr>
-        <w:pStyle w:val="Compact"/>
-        <w:numPr>
-          <w:ilvl w:val="0"/>
-          <w:numId w:val="1004"/>
-        </w:numPr>
-      </w:pPr>
-      <w:r>
-        <w:rPr>
           <w:b/>
           <w:bCs/>
         </w:rPr>
@@ -1174,7 +907,7 @@
         <w:pStyle w:val="Compact"/>
         <w:numPr>
           <w:ilvl w:val="0"/>
-          <w:numId w:val="1004"/>
+          <w:numId w:val="1003"/>
         </w:numPr>
       </w:pPr>
       <w:r>
@@ -1191,8 +924,8 @@
         <w:t xml:space="preserve">&lt;Link zum Entscheidungsprotokoll&gt;</w:t>
       </w:r>
     </w:p>
-    <w:bookmarkEnd w:id="19"/>
-    <w:bookmarkEnd w:id="20"/>
+    <w:bookmarkEnd w:id="16"/>
+    <w:bookmarkEnd w:id="17"/>
     <w:sectPr>
       <w:footnotePr>
         <w:numRestart w:val="eachSect"/>
@@ -1416,9 +1149,6 @@
     <w:abstractNumId w:val="991"/>
   </w:num>
   <w:num w:numId="1003">
-    <w:abstractNumId w:val="991"/>
-  </w:num>
-  <w:num w:numId="1004">
     <w:abstractNumId w:val="991"/>
   </w:num>
 </w:numbering>
